--- a/public/files/screen-free-ai-pe-games-p1-p3.docx
+++ b/public/files/screen-free-ai-pe-games-p1-p3.docx
@@ -24,6 +24,17 @@
           <w:sz w:val="18"/>
         </w:rPr>
         <w:t>──────────────────────────────────────────────</w:t>
+      </w:r>
+    </w:p>
+    <w:p>
+      <w:r>
+        <w:rPr>
+          <w:rFonts w:ascii="Quicksand" w:hAnsi="Quicksand" w:cs="Quicksand" w:eastAsia="Noto Sans TC"/>
+          <w:b w:val="0"/>
+          <w:color w:val="080808"/>
+          <w:sz w:val="21"/>
+        </w:rPr>
+        <w:t>⚠️</w:t>
       </w:r>
     </w:p>
     <w:p>
@@ -118,7 +129,7 @@
           <w:rFonts w:ascii="Quicksand" w:hAnsi="Quicksand" w:cs="Quicksand" w:eastAsia="Noto Sans TC"/>
           <w:sz w:val="21"/>
         </w:rPr>
-        <w:t>兩個雪糕筒放禮堂兩端。</w:t>
+        <w:t>兩個雪糕筒放禮堂兩端</w:t>
       </w:r>
     </w:p>
     <w:p>
@@ -130,7 +141,7 @@
           <w:rFonts w:ascii="Quicksand" w:hAnsi="Quicksand" w:cs="Quicksand" w:eastAsia="Noto Sans TC"/>
           <w:sz w:val="21"/>
         </w:rPr>
-        <w:t>教師高舉一張圖卡，全班先想一秒。</w:t>
+        <w:t>教師高舉一張圖卡，全班先想一秒</w:t>
       </w:r>
     </w:p>
     <w:p>
@@ -142,7 +153,7 @@
           <w:rFonts w:ascii="Quicksand" w:hAnsi="Quicksand" w:cs="Quicksand" w:eastAsia="Noto Sans TC"/>
           <w:sz w:val="21"/>
         </w:rPr>
-        <w:t>教師叫「跑！」，學生跑向自己認為正確的雪糕筒。</w:t>
+        <w:t>教師叫「跑！」，學生跑向自己認為正確的雪糕筒</w:t>
       </w:r>
     </w:p>
     <w:p>
@@ -154,7 +165,7 @@
           <w:rFonts w:ascii="Quicksand" w:hAnsi="Quicksand" w:cs="Quicksand" w:eastAsia="Noto Sans TC"/>
           <w:sz w:val="21"/>
         </w:rPr>
-        <w:t>教師公佈答案，站錯的學生「跑返正確嗰邊」，並用一句話解釋。</w:t>
+        <w:t>教師公佈答案，站錯的學生「跑返正確嗰邊」，並用一句話解釋</w:t>
       </w:r>
     </w:p>
     <w:p>
@@ -166,7 +177,7 @@
           <w:rFonts w:ascii="Quicksand" w:hAnsi="Quicksand" w:cs="Quicksand" w:eastAsia="Noto Sans TC"/>
           <w:sz w:val="21"/>
         </w:rPr>
-        <w:t>重複 6–8 張卡。</w:t>
+        <w:t>重複 6–8 張卡</w:t>
       </w:r>
     </w:p>
     <w:p>
@@ -177,7 +188,7 @@
           <w:color w:val="080808"/>
           <w:sz w:val="21"/>
         </w:rPr>
-        <w:t>關鍵：不是所有電子產品都「用 AI」，會「自己判斷」的才算是。</w:t>
+        <w:t>關鍵：不是所有電子產品都「用 AI」，會「自己判斷」的才算是</w:t>
       </w:r>
     </w:p>
     <w:p>
@@ -379,7 +390,7 @@
           <w:rFonts w:ascii="Quicksand" w:hAnsi="Quicksand" w:cs="Quicksand" w:eastAsia="Noto Sans TC"/>
           <w:sz w:val="21"/>
         </w:rPr>
-        <w:t>教（約 4 分鐘）：一位學生當「模型」，背對全班（或閉眼）。教師逐張出示圖卡（貓、狗、魚 → 動物；皮球、汽車 → 不是動物），全班說出正確標籤讓「模型」聽。重複 4–5 張，全部正確。</w:t>
+        <w:t>教（約 4 分鐘）：一位學生當「模型」，背對全班（或閉眼）。教師逐張出示圖卡（貓、狗、魚 → 動物；皮球、汽車 → 不是動物），全班說出正確標籤讓「模型」聽。重複 4–5 張，全部正確</w:t>
       </w:r>
     </w:p>
     <w:p>
@@ -391,7 +402,7 @@
           <w:rFonts w:ascii="Quicksand" w:hAnsi="Quicksand" w:cs="Quicksand" w:eastAsia="Noto Sans TC"/>
           <w:sz w:val="21"/>
         </w:rPr>
-        <w:t>考（約 2 分鐘）：出示一張新卡（例如「小鳥」），全班不作聲，「模型」判斷「動物／不是動物」並站進答案區。</w:t>
+        <w:t>考（約 2 分鐘）：出示一張新卡（例如「小鳥」），全班不作聲，「模型」判斷「動物／不是動物」並站進答案區</w:t>
       </w:r>
     </w:p>
     <w:p>
@@ -403,7 +414,7 @@
           <w:rFonts w:ascii="Quicksand" w:hAnsi="Quicksand" w:cs="Quicksand" w:eastAsia="Noto Sans TC"/>
           <w:sz w:val="21"/>
         </w:rPr>
-        <w:t>加入錯誤例子（約 2 分鐘）：悄悄出示「皮球」卡，示意全班故意說「動物」。再考一次新「皮球」卡，「模型」會把它判成「動物」。</w:t>
+        <w:t>加入錯誤例子（約 2 分鐘）：悄悄出示「皮球」卡，示意全班故意說「動物」。再考一次新「皮球」卡，「模型」會把它判成「動物」</w:t>
       </w:r>
     </w:p>
     <w:p>
@@ -415,7 +426,7 @@
           <w:rFonts w:ascii="Quicksand" w:hAnsi="Quicksand" w:cs="Quicksand" w:eastAsia="Noto Sans TC"/>
           <w:sz w:val="21"/>
         </w:rPr>
-        <w:t>討論（約 4 分鐘）：問「為什麼『模型』會答錯？」→ 教的時候混入了一個錯例子。</w:t>
+        <w:t>討論（約 4 分鐘）：問「為什麼『模型』會答錯？」→ 教的時候混入了一個錯例子</w:t>
       </w:r>
     </w:p>
     <w:p>
@@ -426,7 +437,7 @@
           <w:color w:val="080808"/>
           <w:sz w:val="21"/>
         </w:rPr>
-        <w:t>口訣：例子對，AI 對；例子錯，AI 錯。</w:t>
+        <w:t>口訣：例子對，AI 對；例子錯，AI 錯</w:t>
       </w:r>
     </w:p>
     <w:p>
@@ -642,7 +653,7 @@
           <w:rFonts w:ascii="Quicksand" w:hAnsi="Quicksand" w:cs="Quicksand" w:eastAsia="Noto Sans TC"/>
           <w:sz w:val="21"/>
         </w:rPr>
-        <w:t>「鉛筆」用唔用 AI？—— 不用。</w:t>
+        <w:t>「鉛筆」用唔用 AI？—— 不用</w:t>
       </w:r>
     </w:p>
     <w:p>
@@ -654,7 +665,7 @@
           <w:rFonts w:ascii="Quicksand" w:hAnsi="Quicksand" w:cs="Quicksand" w:eastAsia="Noto Sans TC"/>
           <w:sz w:val="21"/>
         </w:rPr>
-        <w:t>「掃地機械人」用唔用 AI？—— 用（會自己避開障礙物）。</w:t>
+        <w:t>「掃地機械人」用唔用 AI？—— 用（會自己避開障礙物）</w:t>
       </w:r>
     </w:p>
     <w:p>
@@ -666,7 +677,7 @@
           <w:rFonts w:ascii="Quicksand" w:hAnsi="Quicksand" w:cs="Quicksand" w:eastAsia="Noto Sans TC"/>
           <w:sz w:val="21"/>
         </w:rPr>
-        <w:t>若「教」模型時混入一個錯例子，模型會怎樣？—— 會學錯／答錯。</w:t>
+        <w:t>若「教」模型時混入一個錯例子，模型會怎樣？—— 會學錯／答錯</w:t>
       </w:r>
     </w:p>
     <w:p>
@@ -1169,7 +1180,7 @@
           <w:color w:val="080808"/>
           <w:sz w:val="21"/>
         </w:rPr>
-        <w:t>遊戲二答案：「教」得正確時，「模型」能對新卡作出正確判斷，因為它從例子中學會「動物」的特徵；混入一個錯例子後，「模型」把新「皮球」判成「動物」——訓練數據有錯，模型就學錯。</w:t>
+        <w:t>遊戲二答案：「教」得正確時，「模型」能對新卡作出正確判斷，因為它從例子中學會「動物」的特徵；混入一個錯例子後，「模型」把新「皮球」判成「動物」——訓練數據有錯，模型就學錯</w:t>
       </w:r>
     </w:p>
     <w:p>
@@ -1180,7 +1191,7 @@
           <w:color w:val="080808"/>
           <w:sz w:val="21"/>
         </w:rPr>
-        <w:t>核心觀念：AI 不是所有機器；AI 從例子學習，例子有錯便會學錯。 本頁為 Beets 獨立製作的教學資源，並非 EDB 官方文件。</w:t>
+        <w:t>核心觀念：AI 不是所有機器；AI 從例子學習，例子有錯便會學錯</w:t>
       </w:r>
     </w:p>
     <w:sectPr>

--- a/public/files/screen-free-ai-pe-games-p1-p3.docx
+++ b/public/files/screen-free-ai-pe-games-p1-p3.docx
@@ -390,7 +390,7 @@
           <w:rFonts w:ascii="Quicksand" w:hAnsi="Quicksand" w:cs="Quicksand" w:eastAsia="Noto Sans TC"/>
           <w:sz w:val="21"/>
         </w:rPr>
-        <w:t>教（約 4 分鐘）：一位學生當「模型」，背對全班（或閉眼）。教師逐張出示圖卡（貓、狗、魚 → 動物；皮球、汽車 → 不是動物），全班說出正確標籤讓「模型」聽。重複 4–5 張，全部正確</w:t>
+        <w:t>教（約 8 分鐘）：一位學生當「模型」，背對全班（或閉眼）。教師逐張出示圖卡（貓、狗、魚 → 動物；皮球、汽車 → 不是動物），全班說出正確標籤讓「模型」聽。重複 4–5 張，全部正確；可換一位學生再當一次「模型」，用同一批卡重複</w:t>
       </w:r>
     </w:p>
     <w:p>
@@ -402,7 +402,7 @@
           <w:rFonts w:ascii="Quicksand" w:hAnsi="Quicksand" w:cs="Quicksand" w:eastAsia="Noto Sans TC"/>
           <w:sz w:val="21"/>
         </w:rPr>
-        <w:t>考（約 2 分鐘）：出示一張新卡（例如「小鳥」），全班不作聲，「模型」判斷「動物／不是動物」並站進答案區</w:t>
+        <w:t>考（約 4 分鐘）：出示一張新卡（例如「小鳥」），全班不作聲，「模型」判斷「動物／不是動物」並站進答案區；可多考一至兩張新卡</w:t>
       </w:r>
     </w:p>
     <w:p>
@@ -414,7 +414,7 @@
           <w:rFonts w:ascii="Quicksand" w:hAnsi="Quicksand" w:cs="Quicksand" w:eastAsia="Noto Sans TC"/>
           <w:sz w:val="21"/>
         </w:rPr>
-        <w:t>加入錯誤例子（約 2 分鐘）：悄悄出示「皮球」卡，示意全班故意說「動物」。再考一次新「皮球」卡，「模型」會把它判成「動物」</w:t>
+        <w:t>加入錯誤例子（約 4 分鐘）：悄悄出示「皮球」卡，示意全班故意說「動物」。再考一次新「皮球」卡，「模型」會把它判成「動物」；可再考一張新卡，看「模型」是否仍然答錯</w:t>
       </w:r>
     </w:p>
     <w:p>
@@ -426,7 +426,7 @@
           <w:rFonts w:ascii="Quicksand" w:hAnsi="Quicksand" w:cs="Quicksand" w:eastAsia="Noto Sans TC"/>
           <w:sz w:val="21"/>
         </w:rPr>
-        <w:t>討論（約 4 分鐘）：問「為什麼『模型』會答錯？」→ 教的時候混入了一個錯例子</w:t>
+        <w:t>討論（約 6 分鐘）：問「為什麼『模型』會答錯？」→ 教的時候混入了一個錯例子</w:t>
       </w:r>
     </w:p>
     <w:p>

--- a/public/files/screen-free-ai-pe-games-p1-p3.docx
+++ b/public/files/screen-free-ai-pe-games-p1-p3.docx
@@ -13,7 +13,7 @@
           <w:color w:val="080808"/>
           <w:sz w:val="44"/>
         </w:rPr>
-        <w:t>P1–P3 體育：兩個不插電 AI 遊戲（無需裝置）</w:t>
+        <w:t>P1–P3 全科／跨科：兩個不插電 AI 遊戲（無需裝置）</w:t>
       </w:r>
     </w:p>
     <w:p>
